--- a/tools/candidates/s1-oplata-za-raboty/12-uvedomlenie-o-prosrochke.docx
+++ b/tools/candidates/s1-oplata-za-raboty/12-uvedomlenie-o-prosrochke.docx
@@ -70,7 +70,7 @@
           <w:b w:val="0"/>
           <w:i w:val="0"/>
         </w:rPr>
-        <w:t>От: {{НАИМЕНОВАНИЕ_ПОДРЯДЧИКА}}, ИНН {{ИНН_ПОДРЯДЧИКА}}, ОГРН {{ОГРН_ПОДРЯДЧИКА}}, адрес: {{АДРЕС_ПОДРЯДЧИКА}}</w:t>
+        <w:t>От: {{НАИМЕНОВАНИЕ_СУБПОДРЯДЧИКА}}, ИНН {{ИНН_СУБПОДРЯДЧИКА}}, ОГРН {{ОГРН_СУБПОДРЯДЧИКА}}, адрес: {{АДРЕС_СУБПОДРЯДЧИКА}}</w:t>
       </w:r>
     </w:p>
     <w:p>
@@ -88,7 +88,7 @@
           <w:b w:val="0"/>
           <w:i w:val="0"/>
         </w:rPr>
-        <w:t>По договору № {{НОМЕР_ДОГОВОРА}} от {{ДАТА_ДОГОВОРА}} Подрядчик выполнил, а Заказчик принял работы по актам:</w:t>
+        <w:t>По договору № {{НОМЕР_ДОГОВОРА}} от {{ДАТА_ДОГОВОРА}} Субподрядчик выполнил, а Заказчик принял работы по актам:</w:t>
       </w:r>
     </w:p>
     <w:tbl>
@@ -428,7 +428,7 @@
           <w:b w:val="0"/>
           <w:i w:val="0"/>
         </w:rPr>
-        <w:t>При неоплате Подрядчик направит претензию с требованием уплаты задолженности и процентов по ст. 395 ГК РФ и обратится в арбитражный суд.</w:t>
+        <w:t>При неоплате Субподрядчик направит претензию с требованием уплаты задолженности и процентов по ст. 395 ГК РФ и обратится в арбитражный суд.</w:t>
       </w:r>
     </w:p>
     <w:p>

--- a/tools/candidates/s1-oplata-za-raboty/12-uvedomlenie-o-prosrochke.docx
+++ b/tools/candidates/s1-oplata-za-raboty/12-uvedomlenie-o-prosrochke.docx
@@ -26,7 +26,7 @@
         <w:t xml:space="preserve">Важно, прочитайте до использования. </w:t>
       </w:r>
       <w:r>
-        <w:t>Это рабочий шаблон, а не юридическая консультация и не гарантия взыскания. Система рассчитана на одну ситуацию: работы приняты, задолженность и взаиморасчёты подтверждены документами, срок оплаты истёк. Приоритет всегда у условий вашего договора. Если заказчик удерживает оплату, заявляет зачёт, неустойку, недостатки или встречное требование, оспаривает подпись или объёмы, направил мотивированный отказ, работы сданы односторонним актом или есть признаки банкротства — это границы системы: откройте файл 01 и действуйте по строке своей границы. Ставок, сроков и размеров пошлин числом в тексте нет намеренно: они меняются, а файл сам не обновляется — берите их из названного источника на дату документа.</w:t>
+        <w:t>Это рабочий шаблон, а не юридическая консультация и не гарантия взыскания. Маршрут задолженности (шаги 6–12) рассчитан на одну ситуацию: работы приняты, задолженность и взаиморасчёты подтверждены документами, срок оплаты истёк; пока это не так, система ведёт к оформлению и сдаче работ. Приоритет всегда у условий вашего договора. Если заказчик удерживает оплату, заявляет зачёт, неустойку, недостатки или встречное требование, оспаривает подпись или объёмы, направил мотивированный отказ, работы сданы односторонним актом или есть признаки банкротства — это границы системы: откройте файл 01 и действуйте по строке своей границы. Ставок, сроков и размеров пошлин числом в тексте нет намеренно: они меняются, а файл сам не обновляется — берите их из названного источника на дату документа.</w:t>
       </w:r>
     </w:p>
     <w:p>
